--- a/README.docx
+++ b/README.docx
@@ -90,7 +90,31 @@
           <w:sz w:val="24"/>
           <w:szCs w:val="24"/>
         </w:rPr>
-        <w:t xml:space="preserve">This project is an implementation of a 2D turn-based physics game, architecturally similar to Worms. It utilizes the </w:t>
+        <w:t xml:space="preserve">This project is an implementation of a 2D turn-based physics game, architecturally </w:t>
+      </w:r>
+      <w:proofErr w:type="gramStart"/>
+      <w:r>
+        <w:rPr>
+          <w:rFonts w:asciiTheme="minorHAnsi" w:eastAsia="Times New Roman" w:hAnsiTheme="minorHAnsi" w:cs="Times New Roman"/>
+          <w:b w:val="0"/>
+          <w:bCs w:val="0"/>
+          <w:color w:val="1B1C1D"/>
+          <w:sz w:val="24"/>
+          <w:szCs w:val="24"/>
+        </w:rPr>
+        <w:t>similar to</w:t>
+      </w:r>
+      <w:proofErr w:type="gramEnd"/>
+      <w:r>
+        <w:rPr>
+          <w:rFonts w:asciiTheme="minorHAnsi" w:eastAsia="Times New Roman" w:hAnsiTheme="minorHAnsi" w:cs="Times New Roman"/>
+          <w:b w:val="0"/>
+          <w:bCs w:val="0"/>
+          <w:color w:val="1B1C1D"/>
+          <w:sz w:val="24"/>
+          <w:szCs w:val="24"/>
+        </w:rPr>
+        <w:t xml:space="preserve"> Worms. It utilizes the </w:t>
       </w:r>
       <w:r>
         <w:rPr>
@@ -293,6 +317,7 @@
           <w:szCs w:val="22"/>
         </w:rPr>
       </w:pPr>
+      <w:proofErr w:type="gramStart"/>
       <w:r>
         <w:rPr>
           <w:rStyle w:val="HTMLCode"/>
@@ -304,6 +329,7 @@
         </w:rPr>
         <w:t>GameObject.h</w:t>
       </w:r>
+      <w:proofErr w:type="gramEnd"/>
       <w:r>
         <w:rPr>
           <w:rFonts w:asciiTheme="minorHAnsi" w:hAnsiTheme="minorHAnsi"/>
@@ -528,7 +554,31 @@
           <w:szCs w:val="22"/>
           <w:bdr w:val="none" w:sz="0" w:space="0" w:color="auto" w:frame="1"/>
         </w:rPr>
-        <w:t>MenuManager.h/.cpp</w:t>
+        <w:t>MenuManager.</w:t>
+      </w:r>
+      <w:proofErr w:type="gramStart"/>
+      <w:r>
+        <w:rPr>
+          <w:rStyle w:val="HTMLCode"/>
+          <w:rFonts w:asciiTheme="minorHAnsi" w:hAnsiTheme="minorHAnsi"/>
+          <w:color w:val="444746"/>
+          <w:sz w:val="22"/>
+          <w:szCs w:val="22"/>
+          <w:bdr w:val="none" w:sz="0" w:space="0" w:color="auto" w:frame="1"/>
+        </w:rPr>
+        <w:t>h/.</w:t>
+      </w:r>
+      <w:proofErr w:type="gramEnd"/>
+      <w:r>
+        <w:rPr>
+          <w:rStyle w:val="HTMLCode"/>
+          <w:rFonts w:asciiTheme="minorHAnsi" w:hAnsiTheme="minorHAnsi"/>
+          <w:color w:val="444746"/>
+          <w:sz w:val="22"/>
+          <w:szCs w:val="22"/>
+          <w:bdr w:val="none" w:sz="0" w:space="0" w:color="auto" w:frame="1"/>
+        </w:rPr>
+        <w:t>cpp</w:t>
       </w:r>
       <w:r>
         <w:rPr>
@@ -757,7 +807,31 @@
           <w:szCs w:val="22"/>
           <w:bdr w:val="none" w:sz="0" w:space="0" w:color="auto" w:frame="1"/>
         </w:rPr>
-        <w:t>SettingsManager.h/.cpp</w:t>
+        <w:t>SettingsManager.</w:t>
+      </w:r>
+      <w:proofErr w:type="gramStart"/>
+      <w:r>
+        <w:rPr>
+          <w:rStyle w:val="HTMLCode"/>
+          <w:rFonts w:asciiTheme="minorHAnsi" w:hAnsiTheme="minorHAnsi"/>
+          <w:color w:val="444746"/>
+          <w:sz w:val="22"/>
+          <w:szCs w:val="22"/>
+          <w:bdr w:val="none" w:sz="0" w:space="0" w:color="auto" w:frame="1"/>
+        </w:rPr>
+        <w:t>h/.</w:t>
+      </w:r>
+      <w:proofErr w:type="gramEnd"/>
+      <w:r>
+        <w:rPr>
+          <w:rStyle w:val="HTMLCode"/>
+          <w:rFonts w:asciiTheme="minorHAnsi" w:hAnsiTheme="minorHAnsi"/>
+          <w:color w:val="444746"/>
+          <w:sz w:val="22"/>
+          <w:szCs w:val="22"/>
+          <w:bdr w:val="none" w:sz="0" w:space="0" w:color="auto" w:frame="1"/>
+        </w:rPr>
+        <w:t>cpp</w:t>
       </w:r>
       <w:r>
         <w:rPr>
@@ -862,6 +936,7 @@
           <w:szCs w:val="24"/>
         </w:rPr>
       </w:pPr>
+      <w:proofErr w:type="gramStart"/>
       <w:r>
         <w:rPr>
           <w:rFonts w:eastAsia="Times New Roman" w:cs="Courier New"/>
@@ -872,51 +947,9 @@
           <w:szCs w:val="20"/>
           <w:bdr w:val="none" w:sz="0" w:space="0" w:color="auto" w:frame="1"/>
         </w:rPr>
-        <w:t>std::vector&lt;std::unique_ptr&lt;GameObject&gt;&gt; m_gameObjects</w:t>
-      </w:r>
-      <w:r>
-        <w:rPr>
-          <w:rFonts w:eastAsia="Times New Roman" w:cs="Times New Roman"/>
-          <w:color w:val="1B1C1D"/>
-          <w:sz w:val="24"/>
-          <w:szCs w:val="24"/>
-        </w:rPr>
-        <w:t>: A vector holding smart pointers (</w:t>
-      </w:r>
-      <w:r>
-        <w:rPr>
-          <w:rFonts w:eastAsia="Times New Roman" w:cs="Courier New"/>
-          <w:color w:val="444746"/>
-          <w:sz w:val="20"/>
-          <w:szCs w:val="20"/>
-          <w:bdr w:val="none" w:sz="0" w:space="0" w:color="auto" w:frame="1"/>
-        </w:rPr>
-        <w:t>std::unique_ptr</w:t>
-      </w:r>
-      <w:r>
-        <w:rPr>
-          <w:rFonts w:eastAsia="Times New Roman" w:cs="Times New Roman"/>
-          <w:color w:val="1B1C1D"/>
-          <w:sz w:val="24"/>
-          <w:szCs w:val="24"/>
-        </w:rPr>
-        <w:t>) to all entities in the game world, allowing for safe memory management and polymorphic iteration (updates/renders).</w:t>
-      </w:r>
-    </w:p>
-    <w:p>
-      <w:pPr>
-        <w:numPr>
-          <w:ilvl w:val="0"/>
-          <w:numId w:val="11"/>
-        </w:numPr>
-        <w:spacing w:before="100" w:beforeAutospacing="1" w:after="0" w:line="240" w:lineRule="auto"/>
-        <w:rPr>
-          <w:rFonts w:eastAsia="Times New Roman" w:cs="Times New Roman"/>
-          <w:color w:val="1B1C1D"/>
-          <w:sz w:val="24"/>
-          <w:szCs w:val="24"/>
-        </w:rPr>
-      </w:pPr>
+        <w:t>std::</w:t>
+      </w:r>
+      <w:proofErr w:type="gramEnd"/>
       <w:r>
         <w:rPr>
           <w:rFonts w:eastAsia="Times New Roman" w:cs="Courier New"/>
@@ -927,8 +960,155 @@
           <w:szCs w:val="20"/>
           <w:bdr w:val="none" w:sz="0" w:space="0" w:color="auto" w:frame="1"/>
         </w:rPr>
-        <w:t>std::vector&lt;std::unique_ptr&lt;MenuScreenState&gt;&gt; m_states</w:t>
-      </w:r>
+        <w:t>vector&lt;</w:t>
+      </w:r>
+      <w:proofErr w:type="gramStart"/>
+      <w:r>
+        <w:rPr>
+          <w:rFonts w:eastAsia="Times New Roman" w:cs="Courier New"/>
+          <w:b/>
+          <w:bCs/>
+          <w:color w:val="444746"/>
+          <w:sz w:val="20"/>
+          <w:szCs w:val="20"/>
+          <w:bdr w:val="none" w:sz="0" w:space="0" w:color="auto" w:frame="1"/>
+        </w:rPr>
+        <w:t>std::</w:t>
+      </w:r>
+      <w:proofErr w:type="gramEnd"/>
+      <w:r>
+        <w:rPr>
+          <w:rFonts w:eastAsia="Times New Roman" w:cs="Courier New"/>
+          <w:b/>
+          <w:bCs/>
+          <w:color w:val="444746"/>
+          <w:sz w:val="20"/>
+          <w:szCs w:val="20"/>
+          <w:bdr w:val="none" w:sz="0" w:space="0" w:color="auto" w:frame="1"/>
+        </w:rPr>
+        <w:t>unique_ptr&lt;GameObject&gt;&gt; m_gameObjects</w:t>
+      </w:r>
+      <w:r>
+        <w:rPr>
+          <w:rFonts w:eastAsia="Times New Roman" w:cs="Times New Roman"/>
+          <w:color w:val="1B1C1D"/>
+          <w:sz w:val="24"/>
+          <w:szCs w:val="24"/>
+        </w:rPr>
+        <w:t>: A vector holding smart pointers (</w:t>
+      </w:r>
+      <w:proofErr w:type="gramStart"/>
+      <w:r>
+        <w:rPr>
+          <w:rFonts w:eastAsia="Times New Roman" w:cs="Courier New"/>
+          <w:color w:val="444746"/>
+          <w:sz w:val="20"/>
+          <w:szCs w:val="20"/>
+          <w:bdr w:val="none" w:sz="0" w:space="0" w:color="auto" w:frame="1"/>
+        </w:rPr>
+        <w:t>std::</w:t>
+      </w:r>
+      <w:proofErr w:type="gramEnd"/>
+      <w:r>
+        <w:rPr>
+          <w:rFonts w:eastAsia="Times New Roman" w:cs="Courier New"/>
+          <w:color w:val="444746"/>
+          <w:sz w:val="20"/>
+          <w:szCs w:val="20"/>
+          <w:bdr w:val="none" w:sz="0" w:space="0" w:color="auto" w:frame="1"/>
+        </w:rPr>
+        <w:t>unique_ptr</w:t>
+      </w:r>
+      <w:r>
+        <w:rPr>
+          <w:rFonts w:eastAsia="Times New Roman" w:cs="Times New Roman"/>
+          <w:color w:val="1B1C1D"/>
+          <w:sz w:val="24"/>
+          <w:szCs w:val="24"/>
+        </w:rPr>
+        <w:t>) to all entities in the game world, allowing for safe memory management and polymorphic iteration (updates/renders).</w:t>
+      </w:r>
+    </w:p>
+    <w:p>
+      <w:pPr>
+        <w:numPr>
+          <w:ilvl w:val="0"/>
+          <w:numId w:val="11"/>
+        </w:numPr>
+        <w:spacing w:before="100" w:beforeAutospacing="1" w:after="0" w:line="240" w:lineRule="auto"/>
+        <w:rPr>
+          <w:rFonts w:eastAsia="Times New Roman" w:cs="Times New Roman"/>
+          <w:color w:val="1B1C1D"/>
+          <w:sz w:val="24"/>
+          <w:szCs w:val="24"/>
+        </w:rPr>
+      </w:pPr>
+      <w:proofErr w:type="gramStart"/>
+      <w:r>
+        <w:rPr>
+          <w:rFonts w:eastAsia="Times New Roman" w:cs="Courier New"/>
+          <w:b/>
+          <w:bCs/>
+          <w:color w:val="444746"/>
+          <w:sz w:val="20"/>
+          <w:szCs w:val="20"/>
+          <w:bdr w:val="none" w:sz="0" w:space="0" w:color="auto" w:frame="1"/>
+        </w:rPr>
+        <w:t>std::</w:t>
+      </w:r>
+      <w:proofErr w:type="gramEnd"/>
+      <w:r>
+        <w:rPr>
+          <w:rFonts w:eastAsia="Times New Roman" w:cs="Courier New"/>
+          <w:b/>
+          <w:bCs/>
+          <w:color w:val="444746"/>
+          <w:sz w:val="20"/>
+          <w:szCs w:val="20"/>
+          <w:bdr w:val="none" w:sz="0" w:space="0" w:color="auto" w:frame="1"/>
+        </w:rPr>
+        <w:t>vector&lt;</w:t>
+      </w:r>
+      <w:proofErr w:type="gramStart"/>
+      <w:r>
+        <w:rPr>
+          <w:rFonts w:eastAsia="Times New Roman" w:cs="Courier New"/>
+          <w:b/>
+          <w:bCs/>
+          <w:color w:val="444746"/>
+          <w:sz w:val="20"/>
+          <w:szCs w:val="20"/>
+          <w:bdr w:val="none" w:sz="0" w:space="0" w:color="auto" w:frame="1"/>
+        </w:rPr>
+        <w:t>std::</w:t>
+      </w:r>
+      <w:proofErr w:type="gramEnd"/>
+      <w:r>
+        <w:rPr>
+          <w:rFonts w:eastAsia="Times New Roman" w:cs="Courier New"/>
+          <w:b/>
+          <w:bCs/>
+          <w:color w:val="444746"/>
+          <w:sz w:val="20"/>
+          <w:szCs w:val="20"/>
+          <w:bdr w:val="none" w:sz="0" w:space="0" w:color="auto" w:frame="1"/>
+        </w:rPr>
+        <w:t>unique_ptr&lt;MenuScreenState&gt;&gt; m_</w:t>
+      </w:r>
+      <w:proofErr w:type="gramStart"/>
+      <w:r>
+        <w:rPr>
+          <w:rFonts w:eastAsia="Times New Roman" w:cs="Courier New"/>
+          <w:b/>
+          <w:bCs/>
+          <w:color w:val="444746"/>
+          <w:sz w:val="20"/>
+          <w:szCs w:val="20"/>
+          <w:bdr w:val="none" w:sz="0" w:space="0" w:color="auto" w:frame="1"/>
+        </w:rPr>
+        <w:t>states</w:t>
+      </w:r>
+      <w:proofErr w:type="gramEnd"/>
       <w:r>
         <w:rPr>
           <w:rFonts w:eastAsia="Times New Roman" w:cs="Times New Roman"/>
@@ -1012,12 +1192,37 @@
           <w:szCs w:val="24"/>
         </w:rPr>
       </w:pPr>
+      <w:proofErr w:type="gramStart"/>
       <w:r>
         <w:rPr>
           <w:rStyle w:val="HTMLCode"/>
           <w:rFonts w:asciiTheme="minorHAnsi" w:eastAsiaTheme="minorEastAsia" w:hAnsiTheme="minorHAnsi"/>
         </w:rPr>
-        <w:t>std::vector&lt;std::unique_ptr&lt;Player&gt;&gt; m_players</w:t>
+        <w:t>std::</w:t>
+      </w:r>
+      <w:proofErr w:type="gramEnd"/>
+      <w:r>
+        <w:rPr>
+          <w:rStyle w:val="HTMLCode"/>
+          <w:rFonts w:asciiTheme="minorHAnsi" w:eastAsiaTheme="minorEastAsia" w:hAnsiTheme="minorHAnsi"/>
+        </w:rPr>
+        <w:t>vector&lt;</w:t>
+      </w:r>
+      <w:proofErr w:type="gramStart"/>
+      <w:r>
+        <w:rPr>
+          <w:rStyle w:val="HTMLCode"/>
+          <w:rFonts w:asciiTheme="minorHAnsi" w:eastAsiaTheme="minorEastAsia" w:hAnsiTheme="minorHAnsi"/>
+        </w:rPr>
+        <w:t>std::</w:t>
+      </w:r>
+      <w:proofErr w:type="gramEnd"/>
+      <w:r>
+        <w:rPr>
+          <w:rStyle w:val="HTMLCode"/>
+          <w:rFonts w:asciiTheme="minorHAnsi" w:eastAsiaTheme="minorEastAsia" w:hAnsiTheme="minorHAnsi"/>
+        </w:rPr>
+        <w:t>unique_ptr&lt;Player&gt;&gt; m_players</w:t>
       </w:r>
       <w:r>
         <w:t xml:space="preserve">: The vector holding all active players. This structure is essential for turn management and identifying the current player using </w:t>
@@ -1047,6 +1252,7 @@
           <w:szCs w:val="24"/>
         </w:rPr>
       </w:pPr>
+      <w:proofErr w:type="gramStart"/>
       <w:r>
         <w:rPr>
           <w:rFonts w:eastAsia="Times New Roman" w:cs="Courier New"/>
@@ -1057,32 +1263,9 @@
           <w:szCs w:val="20"/>
           <w:bdr w:val="none" w:sz="0" w:space="0" w:color="auto" w:frame="1"/>
         </w:rPr>
-        <w:t>std::unique_ptr&lt;IWormState&gt; m_state</w:t>
-      </w:r>
-      <w:r>
-        <w:rPr>
-          <w:rFonts w:eastAsia="Times New Roman" w:cs="Times New Roman"/>
-          <w:color w:val="1B1C1D"/>
-          <w:sz w:val="24"/>
-          <w:szCs w:val="24"/>
-        </w:rPr>
-        <w:t>: The polymorphic pointer central to the State Pattern, defining the Worm's current behavior.</w:t>
-      </w:r>
-    </w:p>
-    <w:p>
-      <w:pPr>
-        <w:numPr>
-          <w:ilvl w:val="0"/>
-          <w:numId w:val="11"/>
-        </w:numPr>
-        <w:spacing w:before="100" w:beforeAutospacing="1" w:after="0" w:line="240" w:lineRule="auto"/>
-        <w:rPr>
-          <w:rFonts w:eastAsia="Times New Roman" w:cs="Times New Roman"/>
-          <w:color w:val="1B1C1D"/>
-          <w:sz w:val="24"/>
-          <w:szCs w:val="24"/>
-        </w:rPr>
-      </w:pPr>
+        <w:t>std::</w:t>
+      </w:r>
+      <w:proofErr w:type="gramEnd"/>
       <w:r>
         <w:rPr>
           <w:rFonts w:eastAsia="Times New Roman" w:cs="Courier New"/>
@@ -1093,7 +1276,83 @@
           <w:szCs w:val="20"/>
           <w:bdr w:val="none" w:sz="0" w:space="0" w:color="auto" w:frame="1"/>
         </w:rPr>
-        <w:t>std::unordered_map&lt;std::string, ...&gt;</w:t>
+        <w:t>unique_ptr&lt;IWormState&gt; m_state</w:t>
+      </w:r>
+      <w:r>
+        <w:rPr>
+          <w:rFonts w:eastAsia="Times New Roman" w:cs="Times New Roman"/>
+          <w:color w:val="1B1C1D"/>
+          <w:sz w:val="24"/>
+          <w:szCs w:val="24"/>
+        </w:rPr>
+        <w:t>: The polymorphic pointer central to the State Pattern, defining the Worm's current behavior.</w:t>
+      </w:r>
+    </w:p>
+    <w:p>
+      <w:pPr>
+        <w:numPr>
+          <w:ilvl w:val="0"/>
+          <w:numId w:val="11"/>
+        </w:numPr>
+        <w:spacing w:before="100" w:beforeAutospacing="1" w:after="0" w:line="240" w:lineRule="auto"/>
+        <w:rPr>
+          <w:rFonts w:eastAsia="Times New Roman" w:cs="Times New Roman"/>
+          <w:color w:val="1B1C1D"/>
+          <w:sz w:val="24"/>
+          <w:szCs w:val="24"/>
+        </w:rPr>
+      </w:pPr>
+      <w:proofErr w:type="gramStart"/>
+      <w:r>
+        <w:rPr>
+          <w:rFonts w:eastAsia="Times New Roman" w:cs="Courier New"/>
+          <w:b/>
+          <w:bCs/>
+          <w:color w:val="444746"/>
+          <w:sz w:val="20"/>
+          <w:szCs w:val="20"/>
+          <w:bdr w:val="none" w:sz="0" w:space="0" w:color="auto" w:frame="1"/>
+        </w:rPr>
+        <w:t>std::</w:t>
+      </w:r>
+      <w:proofErr w:type="gramEnd"/>
+      <w:r>
+        <w:rPr>
+          <w:rFonts w:eastAsia="Times New Roman" w:cs="Courier New"/>
+          <w:b/>
+          <w:bCs/>
+          <w:color w:val="444746"/>
+          <w:sz w:val="20"/>
+          <w:szCs w:val="20"/>
+          <w:bdr w:val="none" w:sz="0" w:space="0" w:color="auto" w:frame="1"/>
+        </w:rPr>
+        <w:t>unordered_map&lt;</w:t>
+      </w:r>
+      <w:proofErr w:type="gramStart"/>
+      <w:r>
+        <w:rPr>
+          <w:rFonts w:eastAsia="Times New Roman" w:cs="Courier New"/>
+          <w:b/>
+          <w:bCs/>
+          <w:color w:val="444746"/>
+          <w:sz w:val="20"/>
+          <w:szCs w:val="20"/>
+          <w:bdr w:val="none" w:sz="0" w:space="0" w:color="auto" w:frame="1"/>
+        </w:rPr>
+        <w:t>std::</w:t>
+      </w:r>
+      <w:proofErr w:type="gramEnd"/>
+      <w:r>
+        <w:rPr>
+          <w:rFonts w:eastAsia="Times New Roman" w:cs="Courier New"/>
+          <w:b/>
+          <w:bCs/>
+          <w:color w:val="444746"/>
+          <w:sz w:val="20"/>
+          <w:szCs w:val="20"/>
+          <w:bdr w:val="none" w:sz="0" w:space="0" w:color="auto" w:frame="1"/>
+        </w:rPr>
+        <w:t>string, ...&gt;</w:t>
       </w:r>
       <w:r>
         <w:rPr>
@@ -1193,7 +1452,25 @@
           <w:color w:val="444746"/>
           <w:bdr w:val="none" w:sz="0" w:space="0" w:color="auto" w:frame="1"/>
         </w:rPr>
-        <w:t>m_currentPlayerIndex = (m_currentPlayerIndex + 1) % m_players.size()</w:t>
+        <w:t>m_currentPlayerIndex = (m_currentPlayerIndex + 1) % m_</w:t>
+      </w:r>
+      <w:proofErr w:type="gramStart"/>
+      <w:r>
+        <w:rPr>
+          <w:rFonts w:eastAsia="Times New Roman" w:cs="Courier New"/>
+          <w:color w:val="444746"/>
+          <w:bdr w:val="none" w:sz="0" w:space="0" w:color="auto" w:frame="1"/>
+        </w:rPr>
+        <w:t>players.size</w:t>
+      </w:r>
+      <w:proofErr w:type="gramEnd"/>
+      <w:r>
+        <w:rPr>
+          <w:rFonts w:eastAsia="Times New Roman" w:cs="Courier New"/>
+          <w:color w:val="444746"/>
+          <w:bdr w:val="none" w:sz="0" w:space="0" w:color="auto" w:frame="1"/>
+        </w:rPr>
+        <w:t>()</w:t>
       </w:r>
       <w:r>
         <w:rPr>
@@ -1248,13 +1525,23 @@
         </w:rPr>
         <w:t xml:space="preserve"> function implements a placement algorithm that uses iteration and bounding box checks (</w:t>
       </w:r>
+      <w:proofErr w:type="gramStart"/>
       <w:r>
         <w:rPr>
           <w:rFonts w:eastAsia="Times New Roman" w:cs="Courier New"/>
           <w:color w:val="444746"/>
           <w:bdr w:val="none" w:sz="0" w:space="0" w:color="auto" w:frame="1"/>
         </w:rPr>
-        <w:t>sf::FloatRect::intersects</w:t>
+        <w:t>sf::FloatRect::</w:t>
+      </w:r>
+      <w:proofErr w:type="gramEnd"/>
+      <w:r>
+        <w:rPr>
+          <w:rFonts w:eastAsia="Times New Roman" w:cs="Courier New"/>
+          <w:color w:val="444746"/>
+          <w:bdr w:val="none" w:sz="0" w:space="0" w:color="auto" w:frame="1"/>
+        </w:rPr>
+        <w:t>intersects</w:t>
       </w:r>
       <w:r>
         <w:rPr>
@@ -1626,7 +1913,27 @@
           <w:sz w:val="24"/>
           <w:szCs w:val="24"/>
         </w:rPr>
-        <w:t xml:space="preserve">). This cleanly separates input handling and movement logic for states like </w:t>
+        <w:t xml:space="preserve">). </w:t>
+      </w:r>
+      <w:proofErr w:type="gramStart"/>
+      <w:r>
+        <w:rPr>
+          <w:rFonts w:eastAsia="Times New Roman" w:cs="Times New Roman"/>
+          <w:color w:val="1B1C1D"/>
+          <w:sz w:val="24"/>
+          <w:szCs w:val="24"/>
+        </w:rPr>
+        <w:t>This cleanly separates</w:t>
+      </w:r>
+      <w:proofErr w:type="gramEnd"/>
+      <w:r>
+        <w:rPr>
+          <w:rFonts w:eastAsia="Times New Roman" w:cs="Times New Roman"/>
+          <w:color w:val="1B1C1D"/>
+          <w:sz w:val="24"/>
+          <w:szCs w:val="24"/>
+        </w:rPr>
+        <w:t xml:space="preserve"> input handling and movement logic for states like </w:t>
       </w:r>
       <w:r>
         <w:rPr>
@@ -2087,6 +2394,7 @@
         </w:rPr>
         <w:t xml:space="preserve"> The project employs modern C++ features, primarily </w:t>
       </w:r>
+      <w:proofErr w:type="gramStart"/>
       <w:r>
         <w:rPr>
           <w:rFonts w:eastAsia="Times New Roman" w:cs="Courier New"/>
@@ -2095,7 +2403,18 @@
           <w:szCs w:val="20"/>
           <w:bdr w:val="none" w:sz="0" w:space="0" w:color="auto" w:frame="1"/>
         </w:rPr>
-        <w:t>std::unique_ptr</w:t>
+        <w:t>std::</w:t>
+      </w:r>
+      <w:proofErr w:type="gramEnd"/>
+      <w:r>
+        <w:rPr>
+          <w:rFonts w:eastAsia="Times New Roman" w:cs="Courier New"/>
+          <w:color w:val="444746"/>
+          <w:sz w:val="20"/>
+          <w:szCs w:val="20"/>
+          <w:bdr w:val="none" w:sz="0" w:space="0" w:color="auto" w:frame="1"/>
+        </w:rPr>
+        <w:t>unique_ptr</w:t>
       </w:r>
       <w:r>
         <w:rPr>
@@ -2179,6 +2498,75 @@
           <w:szCs w:val="24"/>
         </w:rPr>
         <w:t xml:space="preserve"> to correctly convert positions between the Box2D physical simulation (meters) and the SFML graphical rendering (pixels).</w:t>
+      </w:r>
+    </w:p>
+    <w:p/>
+    <w:p>
+      <w:pPr>
+        <w:pStyle w:val="Heading1"/>
+        <w:rPr>
+          <w:rFonts w:asciiTheme="minorHAnsi" w:hAnsiTheme="minorHAnsi"/>
+        </w:rPr>
+      </w:pPr>
+      <w:r>
+        <w:rPr>
+          <w:rFonts w:asciiTheme="minorHAnsi" w:hAnsiTheme="minorHAnsi"/>
+        </w:rPr>
+        <w:lastRenderedPageBreak/>
+        <w:t>Game control</w:t>
+      </w:r>
+    </w:p>
+    <w:p>
+      <w:r>
+        <w:t xml:space="preserve">Move the worm </w:t>
+      </w:r>
+      <w:proofErr w:type="gramStart"/>
+      <w:r>
+        <w:t>by</w:t>
+      </w:r>
+      <w:proofErr w:type="gramEnd"/>
+      <w:r>
+        <w:t xml:space="preserve"> the left/right arrows, jump </w:t>
+      </w:r>
+      <w:proofErr w:type="gramStart"/>
+      <w:r>
+        <w:t>by</w:t>
+      </w:r>
+      <w:proofErr w:type="gramEnd"/>
+      <w:r>
+        <w:t xml:space="preserve"> space.</w:t>
+      </w:r>
+      <w:r>
+        <w:br/>
+        <w:t xml:space="preserve">Pick the weapon by 1,2 keys and </w:t>
+      </w:r>
+      <w:proofErr w:type="gramStart"/>
+      <w:r>
+        <w:t>to pick</w:t>
+      </w:r>
+      <w:proofErr w:type="gramEnd"/>
+      <w:r>
+        <w:t xml:space="preserve"> the weapon </w:t>
+      </w:r>
+      <w:proofErr w:type="gramStart"/>
+      <w:r>
+        <w:t>by</w:t>
+      </w:r>
+      <w:proofErr w:type="gramEnd"/>
+      <w:r>
+        <w:t xml:space="preserve"> the worm press left Shift.</w:t>
+      </w:r>
+      <w:r>
+        <w:br/>
+        <w:t>To use the weapon aim with the mouse and press left click.</w:t>
+      </w:r>
+      <w:r>
+        <w:br/>
+        <w:t>Switch the worm by Tab, also can skip the turn by press Enter (mostly for debug use).</w:t>
+      </w:r>
+      <w:r>
+        <w:br/>
+        <w:t>Mute the music by press M key.</w:t>
       </w:r>
     </w:p>
     <w:p/>
